--- a/output/docx/AdministradorImprimePDFDaDanfe.docx
+++ b/output/docx/AdministradorImprimePDFDaDanfe.docx
@@ -13,7 +13,7 @@
           <w:sz w:val="40"/>
           <w:color w:val="1A365D"/>
         </w:rPr>
-        <w:t>Test Cases: Administrador Imprime Pdf Da Danfe</w:t>
+        <w:t>Test Cases: Administrador Visualiza PDF Da Danfe</w:t>
       </w:r>
     </w:p>
     <w:p>
@@ -39,7 +39,7 @@
           <w:sz w:val="30"/>
           <w:color w:val="1A365D"/>
         </w:rPr>
-        <w:t>Use Case: Administrador Imprime Pdf Da Danfe (v1.0)</w:t>
+        <w:t>Use Case: Administrador Visualiza PDF Da Danfe (v1.0)</w:t>
       </w:r>
     </w:p>
     <w:p>
@@ -106,7 +106,7 @@
         <w:rPr>
           <w:sz w:val="20"/>
         </w:rPr>
-        <w:t>A Danfe esta impressa</w:t>
+        <w:t/>
       </w:r>
     </w:p>
     <w:tbl>
@@ -197,17 +197,17 @@
               <w:rPr>
                 <w:sz w:val="18"/>
               </w:rPr>
-              <w:t>Administrador: abre tela inicial do sistema</w:t>
-            </w:r>
-          </w:p>
-        </w:tc>
-        <w:tc>
-          <w:p>
-            <w:r>
-              <w:rPr>
-                <w:sz w:val="18"/>
-              </w:rPr>
-              <w:t>SYSTEM exibe tela inicial do sistema</w:t>
+              <w:t>Administrador: clica na opcao 'Dashboard' no menu da tela principal</w:t>
+            </w:r>
+          </w:p>
+        </w:tc>
+        <w:tc>
+          <w:p>
+            <w:r>
+              <w:rPr>
+                <w:sz w:val="18"/>
+              </w:rPr>
+              <w:t>SYSTEM exibe de dashboard do sistema</w:t>
             </w:r>
           </w:p>
         </w:tc>
@@ -229,17 +229,17 @@
               <w:rPr>
                 <w:sz w:val="18"/>
               </w:rPr>
-              <w:t>Administrador: clica na opcao 'Central de Operacoes' no menu da tela principal</w:t>
-            </w:r>
-          </w:p>
-        </w:tc>
-        <w:tc>
-          <w:p>
-            <w:r>
-              <w:rPr>
-                <w:sz w:val="18"/>
-              </w:rPr>
-              <w:t>SYSTEM exibe dashboard do sistema</w:t>
+              <w:t>Administrador: clica em algum contador de 'Engine' na secao de 'Notas'</w:t>
+            </w:r>
+          </w:p>
+        </w:tc>
+        <w:tc>
+          <w:p>
+            <w:r>
+              <w:rPr>
+                <w:sz w:val="18"/>
+              </w:rPr>
+              <w:t>SYSTEM abre uma tela com as listas das 'Notas'</w:t>
             </w:r>
           </w:p>
         </w:tc>
@@ -261,17 +261,17 @@
               <w:rPr>
                 <w:sz w:val="18"/>
               </w:rPr>
-              <w:t>Administrador: clica em algum contador de 'Engine' na secao de 'Notas'</w:t>
-            </w:r>
-          </w:p>
-        </w:tc>
-        <w:tc>
-          <w:p>
-            <w:r>
-              <w:rPr>
-                <w:sz w:val="18"/>
-              </w:rPr>
-              <w:t>SYSTEM abre uma tela com as listas das 'Notas'</w:t>
+              <w:t>Administrador: seleciona alguma Nota na lista</w:t>
+            </w:r>
+          </w:p>
+        </w:tc>
+        <w:tc>
+          <w:p>
+            <w:r>
+              <w:rPr>
+                <w:sz w:val="18"/>
+              </w:rPr>
+              <w:t>SYSTEM exibe os dados das notas</w:t>
             </w:r>
           </w:p>
         </w:tc>
@@ -293,38 +293,6 @@
               <w:rPr>
                 <w:sz w:val="18"/>
               </w:rPr>
-              <w:t>Administrador: seleciona alguma Nota na lista</w:t>
-            </w:r>
-          </w:p>
-        </w:tc>
-        <w:tc>
-          <w:p>
-            <w:r>
-              <w:rPr>
-                <w:sz w:val="18"/>
-              </w:rPr>
-              <w:t>SYSTEM exibe os dados da nota selecionada</w:t>
-            </w:r>
-          </w:p>
-        </w:tc>
-      </w:tr>
-      <w:tr>
-        <w:tc>
-          <w:p>
-            <w:r>
-              <w:rPr>
-                <w:sz w:val="18"/>
-              </w:rPr>
-              <w:t>5</w:t>
-            </w:r>
-          </w:p>
-        </w:tc>
-        <w:tc>
-          <w:p>
-            <w:r>
-              <w:rPr>
-                <w:sz w:val="18"/>
-              </w:rPr>
               <w:t>Administrador: clica no botao de 'Visualizar DANFE'</w:t>
             </w:r>
           </w:p>
@@ -336,38 +304,6 @@
                 <w:sz w:val="18"/>
               </w:rPr>
               <w:t>SYSTEM abre uma nova aba com a versao da Danfe em PDF</w:t>
-            </w:r>
-          </w:p>
-        </w:tc>
-      </w:tr>
-      <w:tr>
-        <w:tc>
-          <w:p>
-            <w:r>
-              <w:rPr>
-                <w:sz w:val="18"/>
-              </w:rPr>
-              <w:t>6</w:t>
-            </w:r>
-          </w:p>
-        </w:tc>
-        <w:tc>
-          <w:p>
-            <w:r>
-              <w:rPr>
-                <w:sz w:val="18"/>
-              </w:rPr>
-              <w:t>Administrador: clica no botao 'Imprimir'</w:t>
-            </w:r>
-          </w:p>
-        </w:tc>
-        <w:tc>
-          <w:p>
-            <w:r>
-              <w:rPr>
-                <w:sz w:val="18"/>
-              </w:rPr>
-              <w:t>SYSTEM envia documento para impressora</w:t>
             </w:r>
           </w:p>
         </w:tc>
@@ -388,7 +324,7 @@
           <w:sz w:val="24"/>
           <w:color w:val="2B6CB0"/>
         </w:rPr>
-        <w:t>[TC2] Alternative Flow 1: Seleciona contador de 'Conferencia'</w:t>
+        <w:t>[TC2] Alternative Flow 1: Seleciona contador de 'Conferência'</w:t>
       </w:r>
     </w:p>
     <w:p>
@@ -424,7 +360,7 @@
         <w:rPr>
           <w:sz w:val="20"/>
         </w:rPr>
-        <w:t>A Danfe esta impressa</w:t>
+        <w:t/>
       </w:r>
     </w:p>
     <w:tbl>
@@ -515,17 +451,17 @@
               <w:rPr>
                 <w:sz w:val="18"/>
               </w:rPr>
-              <w:t>Administrador: abre tela inicial do sistema</w:t>
-            </w:r>
-          </w:p>
-        </w:tc>
-        <w:tc>
-          <w:p>
-            <w:r>
-              <w:rPr>
-                <w:sz w:val="18"/>
-              </w:rPr>
-              <w:t>SYSTEM exibe tela inicial do sistema</w:t>
+              <w:t>Administrador: clica na opcao 'Dashboard' no menu da tela principal</w:t>
+            </w:r>
+          </w:p>
+        </w:tc>
+        <w:tc>
+          <w:p>
+            <w:r>
+              <w:rPr>
+                <w:sz w:val="18"/>
+              </w:rPr>
+              <w:t>SYSTEM exibe de dashboard do sistema</w:t>
             </w:r>
           </w:p>
         </w:tc>
@@ -547,17 +483,17 @@
               <w:rPr>
                 <w:sz w:val="18"/>
               </w:rPr>
-              <w:t>Administrador: clica na opcao 'Central de Operacoes' no menu da tela principal</w:t>
-            </w:r>
-          </w:p>
-        </w:tc>
-        <w:tc>
-          <w:p>
-            <w:r>
-              <w:rPr>
-                <w:sz w:val="18"/>
-              </w:rPr>
-              <w:t>SYSTEM exibe dashboard do sistema</w:t>
+              <w:t>Administrador: clica em algum contador de 'Conferência' na secao de 'Notas'</w:t>
+            </w:r>
+          </w:p>
+        </w:tc>
+        <w:tc>
+          <w:p>
+            <w:r>
+              <w:rPr>
+                <w:sz w:val="18"/>
+              </w:rPr>
+              <w:t>SYSTEM abre uma tela com as listas das 'Notas'</w:t>
             </w:r>
           </w:p>
         </w:tc>
@@ -579,17 +515,17 @@
               <w:rPr>
                 <w:sz w:val="18"/>
               </w:rPr>
-              <w:t>Administrador: clica em algum contador de 'Conferencia' na secao de 'Notas'</w:t>
-            </w:r>
-          </w:p>
-        </w:tc>
-        <w:tc>
-          <w:p>
-            <w:r>
-              <w:rPr>
-                <w:sz w:val="18"/>
-              </w:rPr>
-              <w:t>SYSTEM abre uma tela com as listas das 'Notas'</w:t>
+              <w:t>Administrador: seleciona alguma Nota na lista</w:t>
+            </w:r>
+          </w:p>
+        </w:tc>
+        <w:tc>
+          <w:p>
+            <w:r>
+              <w:rPr>
+                <w:sz w:val="18"/>
+              </w:rPr>
+              <w:t>SYSTEM exibe os dados das notas</w:t>
             </w:r>
           </w:p>
         </w:tc>
@@ -611,38 +547,6 @@
               <w:rPr>
                 <w:sz w:val="18"/>
               </w:rPr>
-              <w:t>Administrador: seleciona alguma Nota na lista</w:t>
-            </w:r>
-          </w:p>
-        </w:tc>
-        <w:tc>
-          <w:p>
-            <w:r>
-              <w:rPr>
-                <w:sz w:val="18"/>
-              </w:rPr>
-              <w:t>SYSTEM exibe os dados da nota selecionada</w:t>
-            </w:r>
-          </w:p>
-        </w:tc>
-      </w:tr>
-      <w:tr>
-        <w:tc>
-          <w:p>
-            <w:r>
-              <w:rPr>
-                <w:sz w:val="18"/>
-              </w:rPr>
-              <w:t>5</w:t>
-            </w:r>
-          </w:p>
-        </w:tc>
-        <w:tc>
-          <w:p>
-            <w:r>
-              <w:rPr>
-                <w:sz w:val="18"/>
-              </w:rPr>
               <w:t>Administrador: clica no botao de 'Visualizar DANFE'</w:t>
             </w:r>
           </w:p>
@@ -654,38 +558,6 @@
                 <w:sz w:val="18"/>
               </w:rPr>
               <w:t>SYSTEM abre uma nova aba com a versao da Danfe em PDF</w:t>
-            </w:r>
-          </w:p>
-        </w:tc>
-      </w:tr>
-      <w:tr>
-        <w:tc>
-          <w:p>
-            <w:r>
-              <w:rPr>
-                <w:sz w:val="18"/>
-              </w:rPr>
-              <w:t>6</w:t>
-            </w:r>
-          </w:p>
-        </w:tc>
-        <w:tc>
-          <w:p>
-            <w:r>
-              <w:rPr>
-                <w:sz w:val="18"/>
-              </w:rPr>
-              <w:t>Administrador: clica no botao 'Imprimir'</w:t>
-            </w:r>
-          </w:p>
-        </w:tc>
-        <w:tc>
-          <w:p>
-            <w:r>
-              <w:rPr>
-                <w:sz w:val="18"/>
-              </w:rPr>
-              <w:t>SYSTEM envia documento para impressora</w:t>
             </w:r>
           </w:p>
         </w:tc>
@@ -742,7 +614,7 @@
         <w:rPr>
           <w:sz w:val="20"/>
         </w:rPr>
-        <w:t>A Danfe esta impressa</w:t>
+        <w:t/>
       </w:r>
     </w:p>
     <w:tbl>
@@ -833,17 +705,17 @@
               <w:rPr>
                 <w:sz w:val="18"/>
               </w:rPr>
-              <w:t>Administrador: abre tela inicial do sistema</w:t>
-            </w:r>
-          </w:p>
-        </w:tc>
-        <w:tc>
-          <w:p>
-            <w:r>
-              <w:rPr>
-                <w:sz w:val="18"/>
-              </w:rPr>
-              <w:t>SYSTEM exibe tela inicial do sistema</w:t>
+              <w:t>Administrador: clica na opcao 'Dashboard' no menu da tela principal</w:t>
+            </w:r>
+          </w:p>
+        </w:tc>
+        <w:tc>
+          <w:p>
+            <w:r>
+              <w:rPr>
+                <w:sz w:val="18"/>
+              </w:rPr>
+              <w:t>SYSTEM exibe de dashboard do sistema</w:t>
             </w:r>
           </w:p>
         </w:tc>
@@ -865,17 +737,17 @@
               <w:rPr>
                 <w:sz w:val="18"/>
               </w:rPr>
-              <w:t>Administrador: clica na opcao 'Central de Operacoes' no menu da tela principal</w:t>
-            </w:r>
-          </w:p>
-        </w:tc>
-        <w:tc>
-          <w:p>
-            <w:r>
-              <w:rPr>
-                <w:sz w:val="18"/>
-              </w:rPr>
-              <w:t>SYSTEM exibe dashboard do sistema</w:t>
+              <w:t>Administrador: clica em algum contador de 'Picking' na secao de 'Notas'</w:t>
+            </w:r>
+          </w:p>
+        </w:tc>
+        <w:tc>
+          <w:p>
+            <w:r>
+              <w:rPr>
+                <w:sz w:val="18"/>
+              </w:rPr>
+              <w:t>SYSTEM abre uma tela com as listas das 'Notas'</w:t>
             </w:r>
           </w:p>
         </w:tc>
@@ -897,17 +769,17 @@
               <w:rPr>
                 <w:sz w:val="18"/>
               </w:rPr>
-              <w:t>Administrador: clica em algum contador de 'Picking' na secao de 'Notas'</w:t>
-            </w:r>
-          </w:p>
-        </w:tc>
-        <w:tc>
-          <w:p>
-            <w:r>
-              <w:rPr>
-                <w:sz w:val="18"/>
-              </w:rPr>
-              <w:t>SYSTEM abre uma tela com as listas das 'Notas'</w:t>
+              <w:t>Administrador: seleciona alguma Nota na lista</w:t>
+            </w:r>
+          </w:p>
+        </w:tc>
+        <w:tc>
+          <w:p>
+            <w:r>
+              <w:rPr>
+                <w:sz w:val="18"/>
+              </w:rPr>
+              <w:t>SYSTEM exibe os dados das notas</w:t>
             </w:r>
           </w:p>
         </w:tc>
@@ -929,38 +801,6 @@
               <w:rPr>
                 <w:sz w:val="18"/>
               </w:rPr>
-              <w:t>Administrador: seleciona alguma Nota na lista</w:t>
-            </w:r>
-          </w:p>
-        </w:tc>
-        <w:tc>
-          <w:p>
-            <w:r>
-              <w:rPr>
-                <w:sz w:val="18"/>
-              </w:rPr>
-              <w:t>SYSTEM exibe os dados da nota selecionada</w:t>
-            </w:r>
-          </w:p>
-        </w:tc>
-      </w:tr>
-      <w:tr>
-        <w:tc>
-          <w:p>
-            <w:r>
-              <w:rPr>
-                <w:sz w:val="18"/>
-              </w:rPr>
-              <w:t>5</w:t>
-            </w:r>
-          </w:p>
-        </w:tc>
-        <w:tc>
-          <w:p>
-            <w:r>
-              <w:rPr>
-                <w:sz w:val="18"/>
-              </w:rPr>
               <w:t>Administrador: clica no botao de 'Visualizar DANFE'</w:t>
             </w:r>
           </w:p>
@@ -972,38 +812,6 @@
                 <w:sz w:val="18"/>
               </w:rPr>
               <w:t>SYSTEM abre uma nova aba com a versao da Danfe em PDF</w:t>
-            </w:r>
-          </w:p>
-        </w:tc>
-      </w:tr>
-      <w:tr>
-        <w:tc>
-          <w:p>
-            <w:r>
-              <w:rPr>
-                <w:sz w:val="18"/>
-              </w:rPr>
-              <w:t>6</w:t>
-            </w:r>
-          </w:p>
-        </w:tc>
-        <w:tc>
-          <w:p>
-            <w:r>
-              <w:rPr>
-                <w:sz w:val="18"/>
-              </w:rPr>
-              <w:t>Administrador: clica no botao 'Imprimir'</w:t>
-            </w:r>
-          </w:p>
-        </w:tc>
-        <w:tc>
-          <w:p>
-            <w:r>
-              <w:rPr>
-                <w:sz w:val="18"/>
-              </w:rPr>
-              <w:t>SYSTEM envia documento para impressora</w:t>
             </w:r>
           </w:p>
         </w:tc>
@@ -1060,7 +868,7 @@
         <w:rPr>
           <w:sz w:val="20"/>
         </w:rPr>
-        <w:t>A Danfe esta impressa</w:t>
+        <w:t/>
       </w:r>
     </w:p>
     <w:tbl>
@@ -1151,17 +959,17 @@
               <w:rPr>
                 <w:sz w:val="18"/>
               </w:rPr>
-              <w:t>Administrador: abre tela inicial do sistema</w:t>
-            </w:r>
-          </w:p>
-        </w:tc>
-        <w:tc>
-          <w:p>
-            <w:r>
-              <w:rPr>
-                <w:sz w:val="18"/>
-              </w:rPr>
-              <w:t>SYSTEM exibe tela inicial do sistema</w:t>
+              <w:t>Administrador: clica na opcao 'Dashboard' no menu da tela principal</w:t>
+            </w:r>
+          </w:p>
+        </w:tc>
+        <w:tc>
+          <w:p>
+            <w:r>
+              <w:rPr>
+                <w:sz w:val="18"/>
+              </w:rPr>
+              <w:t>SYSTEM exibe de dashboard do sistema</w:t>
             </w:r>
           </w:p>
         </w:tc>
@@ -1183,17 +991,17 @@
               <w:rPr>
                 <w:sz w:val="18"/>
               </w:rPr>
-              <w:t>Administrador: clica na opcao 'Central de Operacoes' no menu da tela principal</w:t>
-            </w:r>
-          </w:p>
-        </w:tc>
-        <w:tc>
-          <w:p>
-            <w:r>
-              <w:rPr>
-                <w:sz w:val="18"/>
-              </w:rPr>
-              <w:t>SYSTEM exibe dashboard do sistema</w:t>
+              <w:t>Administrador: clica em algum contador de 'Atrasos' na secao de 'Notas'</w:t>
+            </w:r>
+          </w:p>
+        </w:tc>
+        <w:tc>
+          <w:p>
+            <w:r>
+              <w:rPr>
+                <w:sz w:val="18"/>
+              </w:rPr>
+              <w:t>SYSTEM abre uma tela com as listas das 'Notas'</w:t>
             </w:r>
           </w:p>
         </w:tc>
@@ -1215,17 +1023,17 @@
               <w:rPr>
                 <w:sz w:val="18"/>
               </w:rPr>
-              <w:t>Administrador: clica em algum contador de 'Atrasos' na secao de 'Notas'</w:t>
-            </w:r>
-          </w:p>
-        </w:tc>
-        <w:tc>
-          <w:p>
-            <w:r>
-              <w:rPr>
-                <w:sz w:val="18"/>
-              </w:rPr>
-              <w:t>SYSTEM abre uma tela com as listas das 'Notas'</w:t>
+              <w:t>Administrador: seleciona alguma Nota na lista</w:t>
+            </w:r>
+          </w:p>
+        </w:tc>
+        <w:tc>
+          <w:p>
+            <w:r>
+              <w:rPr>
+                <w:sz w:val="18"/>
+              </w:rPr>
+              <w:t>SYSTEM exibe os dados das notas</w:t>
             </w:r>
           </w:p>
         </w:tc>
@@ -1247,38 +1055,6 @@
               <w:rPr>
                 <w:sz w:val="18"/>
               </w:rPr>
-              <w:t>Administrador: seleciona alguma Nota na lista</w:t>
-            </w:r>
-          </w:p>
-        </w:tc>
-        <w:tc>
-          <w:p>
-            <w:r>
-              <w:rPr>
-                <w:sz w:val="18"/>
-              </w:rPr>
-              <w:t>SYSTEM exibe os dados da nota selecionada</w:t>
-            </w:r>
-          </w:p>
-        </w:tc>
-      </w:tr>
-      <w:tr>
-        <w:tc>
-          <w:p>
-            <w:r>
-              <w:rPr>
-                <w:sz w:val="18"/>
-              </w:rPr>
-              <w:t>5</w:t>
-            </w:r>
-          </w:p>
-        </w:tc>
-        <w:tc>
-          <w:p>
-            <w:r>
-              <w:rPr>
-                <w:sz w:val="18"/>
-              </w:rPr>
               <w:t>Administrador: clica no botao de 'Visualizar DANFE'</w:t>
             </w:r>
           </w:p>
@@ -1290,38 +1066,6 @@
                 <w:sz w:val="18"/>
               </w:rPr>
               <w:t>SYSTEM abre uma nova aba com a versao da Danfe em PDF</w:t>
-            </w:r>
-          </w:p>
-        </w:tc>
-      </w:tr>
-      <w:tr>
-        <w:tc>
-          <w:p>
-            <w:r>
-              <w:rPr>
-                <w:sz w:val="18"/>
-              </w:rPr>
-              <w:t>6</w:t>
-            </w:r>
-          </w:p>
-        </w:tc>
-        <w:tc>
-          <w:p>
-            <w:r>
-              <w:rPr>
-                <w:sz w:val="18"/>
-              </w:rPr>
-              <w:t>Administrador: clica no botao 'Imprimir'</w:t>
-            </w:r>
-          </w:p>
-        </w:tc>
-        <w:tc>
-          <w:p>
-            <w:r>
-              <w:rPr>
-                <w:sz w:val="18"/>
-              </w:rPr>
-              <w:t>SYSTEM envia documento para impressora</w:t>
             </w:r>
           </w:p>
         </w:tc>
@@ -1378,7 +1122,7 @@
         <w:rPr>
           <w:sz w:val="20"/>
         </w:rPr>
-        <w:t>A Danfe esta impressa</w:t>
+        <w:t/>
       </w:r>
     </w:p>
     <w:tbl>
@@ -1469,17 +1213,17 @@
               <w:rPr>
                 <w:sz w:val="18"/>
               </w:rPr>
-              <w:t>Administrador: abre tela inicial do sistema</w:t>
-            </w:r>
-          </w:p>
-        </w:tc>
-        <w:tc>
-          <w:p>
-            <w:r>
-              <w:rPr>
-                <w:sz w:val="18"/>
-              </w:rPr>
-              <w:t>SYSTEM exibe tela inicial do sistema</w:t>
+              <w:t>Administrador: clica na opcao 'Dashboard' no menu da tela principal</w:t>
+            </w:r>
+          </w:p>
+        </w:tc>
+        <w:tc>
+          <w:p>
+            <w:r>
+              <w:rPr>
+                <w:sz w:val="18"/>
+              </w:rPr>
+              <w:t>SYSTEM exibe de dashboard do sistema</w:t>
             </w:r>
           </w:p>
         </w:tc>
@@ -1501,17 +1245,17 @@
               <w:rPr>
                 <w:sz w:val="18"/>
               </w:rPr>
-              <w:t>Administrador: clica na opcao 'Central de Operacoes' no menu da tela principal</w:t>
-            </w:r>
-          </w:p>
-        </w:tc>
-        <w:tc>
-          <w:p>
-            <w:r>
-              <w:rPr>
-                <w:sz w:val="18"/>
-              </w:rPr>
-              <w:t>SYSTEM exibe dashboard do sistema</w:t>
+              <w:t>Administrador: clica em algum contador de 'Retornos' na secao de 'Notas'</w:t>
+            </w:r>
+          </w:p>
+        </w:tc>
+        <w:tc>
+          <w:p>
+            <w:r>
+              <w:rPr>
+                <w:sz w:val="18"/>
+              </w:rPr>
+              <w:t>SYSTEM abre uma tela com as listas das 'Notas'</w:t>
             </w:r>
           </w:p>
         </w:tc>
@@ -1533,17 +1277,17 @@
               <w:rPr>
                 <w:sz w:val="18"/>
               </w:rPr>
-              <w:t>Administrador: clica em algum contador de 'Retornos' na secao de 'Notas'</w:t>
-            </w:r>
-          </w:p>
-        </w:tc>
-        <w:tc>
-          <w:p>
-            <w:r>
-              <w:rPr>
-                <w:sz w:val="18"/>
-              </w:rPr>
-              <w:t>SYSTEM abre uma tela com as listas das 'Notas'</w:t>
+              <w:t>Administrador: seleciona alguma Nota na lista</w:t>
+            </w:r>
+          </w:p>
+        </w:tc>
+        <w:tc>
+          <w:p>
+            <w:r>
+              <w:rPr>
+                <w:sz w:val="18"/>
+              </w:rPr>
+              <w:t>SYSTEM exibe os dados das notas</w:t>
             </w:r>
           </w:p>
         </w:tc>
@@ -1565,38 +1309,6 @@
               <w:rPr>
                 <w:sz w:val="18"/>
               </w:rPr>
-              <w:t>Administrador: seleciona alguma Nota na lista</w:t>
-            </w:r>
-          </w:p>
-        </w:tc>
-        <w:tc>
-          <w:p>
-            <w:r>
-              <w:rPr>
-                <w:sz w:val="18"/>
-              </w:rPr>
-              <w:t>SYSTEM exibe os dados da nota selecionada</w:t>
-            </w:r>
-          </w:p>
-        </w:tc>
-      </w:tr>
-      <w:tr>
-        <w:tc>
-          <w:p>
-            <w:r>
-              <w:rPr>
-                <w:sz w:val="18"/>
-              </w:rPr>
-              <w:t>5</w:t>
-            </w:r>
-          </w:p>
-        </w:tc>
-        <w:tc>
-          <w:p>
-            <w:r>
-              <w:rPr>
-                <w:sz w:val="18"/>
-              </w:rPr>
               <w:t>Administrador: clica no botao de 'Visualizar DANFE'</w:t>
             </w:r>
           </w:p>
@@ -1608,38 +1320,6 @@
                 <w:sz w:val="18"/>
               </w:rPr>
               <w:t>SYSTEM abre uma nova aba com a versao da Danfe em PDF</w:t>
-            </w:r>
-          </w:p>
-        </w:tc>
-      </w:tr>
-      <w:tr>
-        <w:tc>
-          <w:p>
-            <w:r>
-              <w:rPr>
-                <w:sz w:val="18"/>
-              </w:rPr>
-              <w:t>6</w:t>
-            </w:r>
-          </w:p>
-        </w:tc>
-        <w:tc>
-          <w:p>
-            <w:r>
-              <w:rPr>
-                <w:sz w:val="18"/>
-              </w:rPr>
-              <w:t>Administrador: clica no botao 'Imprimir'</w:t>
-            </w:r>
-          </w:p>
-        </w:tc>
-        <w:tc>
-          <w:p>
-            <w:r>
-              <w:rPr>
-                <w:sz w:val="18"/>
-              </w:rPr>
-              <w:t>SYSTEM envia documento para impressora</w:t>
             </w:r>
           </w:p>
         </w:tc>
@@ -1660,7 +1340,7 @@
           <w:sz w:val="24"/>
           <w:color w:val="2B6CB0"/>
         </w:rPr>
-        <w:t>[TC6] Alternative Flow 5: Seleciona contador de 'Ocorrencias'</w:t>
+        <w:t>[TC6] Alternative Flow 5: Seleciona contador de 'Ocorrências'</w:t>
       </w:r>
     </w:p>
     <w:p>
@@ -1696,7 +1376,7 @@
         <w:rPr>
           <w:sz w:val="20"/>
         </w:rPr>
-        <w:t>A Danfe esta impressa</w:t>
+        <w:t/>
       </w:r>
     </w:p>
     <w:tbl>
@@ -1787,17 +1467,17 @@
               <w:rPr>
                 <w:sz w:val="18"/>
               </w:rPr>
-              <w:t>Administrador: abre tela inicial do sistema</w:t>
-            </w:r>
-          </w:p>
-        </w:tc>
-        <w:tc>
-          <w:p>
-            <w:r>
-              <w:rPr>
-                <w:sz w:val="18"/>
-              </w:rPr>
-              <w:t>SYSTEM exibe tela inicial do sistema</w:t>
+              <w:t>Administrador: clica na opcao 'Dashboard' no menu da tela principal</w:t>
+            </w:r>
+          </w:p>
+        </w:tc>
+        <w:tc>
+          <w:p>
+            <w:r>
+              <w:rPr>
+                <w:sz w:val="18"/>
+              </w:rPr>
+              <w:t>SYSTEM exibe de dashboard do sistema</w:t>
             </w:r>
           </w:p>
         </w:tc>
@@ -1819,17 +1499,17 @@
               <w:rPr>
                 <w:sz w:val="18"/>
               </w:rPr>
-              <w:t>Administrador: clica na opcao 'Central de Operacoes' no menu da tela principal</w:t>
-            </w:r>
-          </w:p>
-        </w:tc>
-        <w:tc>
-          <w:p>
-            <w:r>
-              <w:rPr>
-                <w:sz w:val="18"/>
-              </w:rPr>
-              <w:t>SYSTEM exibe dashboard do sistema</w:t>
+              <w:t>Administrador: clica em algum contador de 'Ocorrências' na secao de 'Notas'</w:t>
+            </w:r>
+          </w:p>
+        </w:tc>
+        <w:tc>
+          <w:p>
+            <w:r>
+              <w:rPr>
+                <w:sz w:val="18"/>
+              </w:rPr>
+              <w:t>SYSTEM abre uma tela com as listas das 'Notas'</w:t>
             </w:r>
           </w:p>
         </w:tc>
@@ -1851,17 +1531,17 @@
               <w:rPr>
                 <w:sz w:val="18"/>
               </w:rPr>
-              <w:t>Administrador: clica em algum contador de 'Ocorrencias' na secao de 'Notas'</w:t>
-            </w:r>
-          </w:p>
-        </w:tc>
-        <w:tc>
-          <w:p>
-            <w:r>
-              <w:rPr>
-                <w:sz w:val="18"/>
-              </w:rPr>
-              <w:t>SYSTEM abre uma tela com as listas das 'Notas'</w:t>
+              <w:t>Administrador: seleciona alguma Nota na lista</w:t>
+            </w:r>
+          </w:p>
+        </w:tc>
+        <w:tc>
+          <w:p>
+            <w:r>
+              <w:rPr>
+                <w:sz w:val="18"/>
+              </w:rPr>
+              <w:t>SYSTEM exibe os dados das notas</w:t>
             </w:r>
           </w:p>
         </w:tc>
@@ -1883,38 +1563,6 @@
               <w:rPr>
                 <w:sz w:val="18"/>
               </w:rPr>
-              <w:t>Administrador: seleciona alguma Nota na lista</w:t>
-            </w:r>
-          </w:p>
-        </w:tc>
-        <w:tc>
-          <w:p>
-            <w:r>
-              <w:rPr>
-                <w:sz w:val="18"/>
-              </w:rPr>
-              <w:t>SYSTEM exibe os dados da nota selecionada</w:t>
-            </w:r>
-          </w:p>
-        </w:tc>
-      </w:tr>
-      <w:tr>
-        <w:tc>
-          <w:p>
-            <w:r>
-              <w:rPr>
-                <w:sz w:val="18"/>
-              </w:rPr>
-              <w:t>5</w:t>
-            </w:r>
-          </w:p>
-        </w:tc>
-        <w:tc>
-          <w:p>
-            <w:r>
-              <w:rPr>
-                <w:sz w:val="18"/>
-              </w:rPr>
               <w:t>Administrador: clica no botao de 'Visualizar DANFE'</w:t>
             </w:r>
           </w:p>
@@ -1926,38 +1574,6 @@
                 <w:sz w:val="18"/>
               </w:rPr>
               <w:t>SYSTEM abre uma nova aba com a versao da Danfe em PDF</w:t>
-            </w:r>
-          </w:p>
-        </w:tc>
-      </w:tr>
-      <w:tr>
-        <w:tc>
-          <w:p>
-            <w:r>
-              <w:rPr>
-                <w:sz w:val="18"/>
-              </w:rPr>
-              <w:t>6</w:t>
-            </w:r>
-          </w:p>
-        </w:tc>
-        <w:tc>
-          <w:p>
-            <w:r>
-              <w:rPr>
-                <w:sz w:val="18"/>
-              </w:rPr>
-              <w:t>Administrador: clica no botao 'Imprimir'</w:t>
-            </w:r>
-          </w:p>
-        </w:tc>
-        <w:tc>
-          <w:p>
-            <w:r>
-              <w:rPr>
-                <w:sz w:val="18"/>
-              </w:rPr>
-              <w:t>SYSTEM envia documento para impressora</w:t>
             </w:r>
           </w:p>
         </w:tc>
@@ -2014,7 +1630,7 @@
         <w:rPr>
           <w:sz w:val="20"/>
         </w:rPr>
-        <w:t>A Danfe esta impressa</w:t>
+        <w:t/>
       </w:r>
     </w:p>
     <w:tbl>
@@ -2105,17 +1721,17 @@
               <w:rPr>
                 <w:sz w:val="18"/>
               </w:rPr>
-              <w:t>Administrador: abre tela inicial do sistema</w:t>
-            </w:r>
-          </w:p>
-        </w:tc>
-        <w:tc>
-          <w:p>
-            <w:r>
-              <w:rPr>
-                <w:sz w:val="18"/>
-              </w:rPr>
-              <w:t>SYSTEM exibe tela inicial do sistema</w:t>
+              <w:t>Administrador: clica na opcao 'Dashboard' no menu da tela principal</w:t>
+            </w:r>
+          </w:p>
+        </w:tc>
+        <w:tc>
+          <w:p>
+            <w:r>
+              <w:rPr>
+                <w:sz w:val="18"/>
+              </w:rPr>
+              <w:t>SYSTEM exibe de dashboard do sistema</w:t>
             </w:r>
           </w:p>
         </w:tc>
@@ -2137,17 +1753,17 @@
               <w:rPr>
                 <w:sz w:val="18"/>
               </w:rPr>
-              <w:t>Administrador: clica na opcao 'Central de Operacoes' no menu da tela principal</w:t>
-            </w:r>
-          </w:p>
-        </w:tc>
-        <w:tc>
-          <w:p>
-            <w:r>
-              <w:rPr>
-                <w:sz w:val="18"/>
-              </w:rPr>
-              <w:t>SYSTEM exibe dashboard do sistema</w:t>
+              <w:t>Administrador: clica em algum contador de 'Engine' na secao de 'Notas'</w:t>
+            </w:r>
+          </w:p>
+        </w:tc>
+        <w:tc>
+          <w:p>
+            <w:r>
+              <w:rPr>
+                <w:sz w:val="18"/>
+              </w:rPr>
+              <w:t>SYSTEM abre uma tela com as listas das 'Notas'</w:t>
             </w:r>
           </w:p>
         </w:tc>
@@ -2169,7 +1785,7 @@
               <w:rPr>
                 <w:sz w:val="18"/>
               </w:rPr>
-              <w:t>Administrador: clica em algum contador de 'Engine' na secao de 'Notas'</w:t>
+              <w:t>Administrador: seleciona outra pagina</w:t>
             </w:r>
           </w:p>
         </w:tc>
@@ -2201,17 +1817,17 @@
               <w:rPr>
                 <w:sz w:val="18"/>
               </w:rPr>
-              <w:t>Administrador: seleciona outra pagina</w:t>
-            </w:r>
-          </w:p>
-        </w:tc>
-        <w:tc>
-          <w:p>
-            <w:r>
-              <w:rPr>
-                <w:sz w:val="18"/>
-              </w:rPr>
-              <w:t>SYSTEM abre uma tela com as listas das 'Notas'</w:t>
+              <w:t>Administrador: seleciona alguma Nota na lista</w:t>
+            </w:r>
+          </w:p>
+        </w:tc>
+        <w:tc>
+          <w:p>
+            <w:r>
+              <w:rPr>
+                <w:sz w:val="18"/>
+              </w:rPr>
+              <w:t>SYSTEM exibe os dados das notas</w:t>
             </w:r>
           </w:p>
         </w:tc>
@@ -2233,38 +1849,6 @@
               <w:rPr>
                 <w:sz w:val="18"/>
               </w:rPr>
-              <w:t>Administrador: seleciona alguma Nota na lista</w:t>
-            </w:r>
-          </w:p>
-        </w:tc>
-        <w:tc>
-          <w:p>
-            <w:r>
-              <w:rPr>
-                <w:sz w:val="18"/>
-              </w:rPr>
-              <w:t>SYSTEM exibe os dados da nota selecionada</w:t>
-            </w:r>
-          </w:p>
-        </w:tc>
-      </w:tr>
-      <w:tr>
-        <w:tc>
-          <w:p>
-            <w:r>
-              <w:rPr>
-                <w:sz w:val="18"/>
-              </w:rPr>
-              <w:t>6</w:t>
-            </w:r>
-          </w:p>
-        </w:tc>
-        <w:tc>
-          <w:p>
-            <w:r>
-              <w:rPr>
-                <w:sz w:val="18"/>
-              </w:rPr>
               <w:t>Administrador: clica no botao de 'Visualizar DANFE'</w:t>
             </w:r>
           </w:p>
@@ -2276,38 +1860,6 @@
                 <w:sz w:val="18"/>
               </w:rPr>
               <w:t>SYSTEM abre uma nova aba com a versao da Danfe em PDF</w:t>
-            </w:r>
-          </w:p>
-        </w:tc>
-      </w:tr>
-      <w:tr>
-        <w:tc>
-          <w:p>
-            <w:r>
-              <w:rPr>
-                <w:sz w:val="18"/>
-              </w:rPr>
-              <w:t>7</w:t>
-            </w:r>
-          </w:p>
-        </w:tc>
-        <w:tc>
-          <w:p>
-            <w:r>
-              <w:rPr>
-                <w:sz w:val="18"/>
-              </w:rPr>
-              <w:t>Administrador: clica no botao 'Imprimir'</w:t>
-            </w:r>
-          </w:p>
-        </w:tc>
-        <w:tc>
-          <w:p>
-            <w:r>
-              <w:rPr>
-                <w:sz w:val="18"/>
-              </w:rPr>
-              <w:t>SYSTEM envia documento para impressora</w:t>
             </w:r>
           </w:p>
         </w:tc>
@@ -2364,7 +1916,7 @@
         <w:rPr>
           <w:sz w:val="20"/>
         </w:rPr>
-        <w:t>A Danfe esta impressa</w:t>
+        <w:t/>
       </w:r>
     </w:p>
     <w:tbl>
@@ -2455,17 +2007,17 @@
               <w:rPr>
                 <w:sz w:val="18"/>
               </w:rPr>
-              <w:t>Administrador: abre tela inicial do sistema</w:t>
-            </w:r>
-          </w:p>
-        </w:tc>
-        <w:tc>
-          <w:p>
-            <w:r>
-              <w:rPr>
-                <w:sz w:val="18"/>
-              </w:rPr>
-              <w:t>SYSTEM exibe tela inicial do sistema</w:t>
+              <w:t>Administrador: clica na opcao 'Dashboard' no menu da tela principal</w:t>
+            </w:r>
+          </w:p>
+        </w:tc>
+        <w:tc>
+          <w:p>
+            <w:r>
+              <w:rPr>
+                <w:sz w:val="18"/>
+              </w:rPr>
+              <w:t>SYSTEM exibe de dashboard do sistema</w:t>
             </w:r>
           </w:p>
         </w:tc>
@@ -2487,17 +2039,17 @@
               <w:rPr>
                 <w:sz w:val="18"/>
               </w:rPr>
-              <w:t>Administrador: clica na opcao 'Central de Operacoes' no menu da tela principal</w:t>
-            </w:r>
-          </w:p>
-        </w:tc>
-        <w:tc>
-          <w:p>
-            <w:r>
-              <w:rPr>
-                <w:sz w:val="18"/>
-              </w:rPr>
-              <w:t>SYSTEM exibe dashboard do sistema</w:t>
+              <w:t>Administrador: clica em algum contador de 'Engine' na secao de 'Notas'</w:t>
+            </w:r>
+          </w:p>
+        </w:tc>
+        <w:tc>
+          <w:p>
+            <w:r>
+              <w:rPr>
+                <w:sz w:val="18"/>
+              </w:rPr>
+              <w:t>SYSTEM abre uma tela com as listas das 'Notas'</w:t>
             </w:r>
           </w:p>
         </w:tc>
@@ -2519,6 +2071,38 @@
               <w:rPr>
                 <w:sz w:val="18"/>
               </w:rPr>
+              <w:t>Administrador: clica no botao 'Voltar'</w:t>
+            </w:r>
+          </w:p>
+        </w:tc>
+        <w:tc>
+          <w:p>
+            <w:r>
+              <w:rPr>
+                <w:sz w:val="18"/>
+              </w:rPr>
+              <w:t>SYSTEM exibe de dashboard do sistema</w:t>
+            </w:r>
+          </w:p>
+        </w:tc>
+      </w:tr>
+      <w:tr>
+        <w:tc>
+          <w:p>
+            <w:r>
+              <w:rPr>
+                <w:sz w:val="18"/>
+              </w:rPr>
+              <w:t>4</w:t>
+            </w:r>
+          </w:p>
+        </w:tc>
+        <w:tc>
+          <w:p>
+            <w:r>
+              <w:rPr>
+                <w:sz w:val="18"/>
+              </w:rPr>
               <w:t>Administrador: clica em algum contador de 'Engine' na secao de 'Notas'</w:t>
             </w:r>
           </w:p>
@@ -2541,38 +2125,6 @@
               <w:rPr>
                 <w:sz w:val="18"/>
               </w:rPr>
-              <w:t>4</w:t>
-            </w:r>
-          </w:p>
-        </w:tc>
-        <w:tc>
-          <w:p>
-            <w:r>
-              <w:rPr>
-                <w:sz w:val="18"/>
-              </w:rPr>
-              <w:t>Administrador: clica no botao 'Voltar'</w:t>
-            </w:r>
-          </w:p>
-        </w:tc>
-        <w:tc>
-          <w:p>
-            <w:r>
-              <w:rPr>
-                <w:sz w:val="18"/>
-              </w:rPr>
-              <w:t>SYSTEM exibe dashboard do sistema</w:t>
-            </w:r>
-          </w:p>
-        </w:tc>
-      </w:tr>
-      <w:tr>
-        <w:tc>
-          <w:p>
-            <w:r>
-              <w:rPr>
-                <w:sz w:val="18"/>
-              </w:rPr>
               <w:t>5</w:t>
             </w:r>
           </w:p>
@@ -2583,17 +2135,17 @@
               <w:rPr>
                 <w:sz w:val="18"/>
               </w:rPr>
-              <w:t>Administrador: clica em algum contador de 'Engine' na secao de 'Notas'</w:t>
-            </w:r>
-          </w:p>
-        </w:tc>
-        <w:tc>
-          <w:p>
-            <w:r>
-              <w:rPr>
-                <w:sz w:val="18"/>
-              </w:rPr>
-              <w:t>SYSTEM abre uma tela com as listas das 'Notas'</w:t>
+              <w:t>Administrador: seleciona alguma Nota na lista</w:t>
+            </w:r>
+          </w:p>
+        </w:tc>
+        <w:tc>
+          <w:p>
+            <w:r>
+              <w:rPr>
+                <w:sz w:val="18"/>
+              </w:rPr>
+              <w:t>SYSTEM exibe os dados das notas</w:t>
             </w:r>
           </w:p>
         </w:tc>
@@ -2615,38 +2167,6 @@
               <w:rPr>
                 <w:sz w:val="18"/>
               </w:rPr>
-              <w:t>Administrador: seleciona alguma Nota na lista</w:t>
-            </w:r>
-          </w:p>
-        </w:tc>
-        <w:tc>
-          <w:p>
-            <w:r>
-              <w:rPr>
-                <w:sz w:val="18"/>
-              </w:rPr>
-              <w:t>SYSTEM exibe os dados da nota selecionada</w:t>
-            </w:r>
-          </w:p>
-        </w:tc>
-      </w:tr>
-      <w:tr>
-        <w:tc>
-          <w:p>
-            <w:r>
-              <w:rPr>
-                <w:sz w:val="18"/>
-              </w:rPr>
-              <w:t>7</w:t>
-            </w:r>
-          </w:p>
-        </w:tc>
-        <w:tc>
-          <w:p>
-            <w:r>
-              <w:rPr>
-                <w:sz w:val="18"/>
-              </w:rPr>
               <w:t>Administrador: clica no botao de 'Visualizar DANFE'</w:t>
             </w:r>
           </w:p>
@@ -2658,38 +2178,6 @@
                 <w:sz w:val="18"/>
               </w:rPr>
               <w:t>SYSTEM abre uma nova aba com a versao da Danfe em PDF</w:t>
-            </w:r>
-          </w:p>
-        </w:tc>
-      </w:tr>
-      <w:tr>
-        <w:tc>
-          <w:p>
-            <w:r>
-              <w:rPr>
-                <w:sz w:val="18"/>
-              </w:rPr>
-              <w:t>8</w:t>
-            </w:r>
-          </w:p>
-        </w:tc>
-        <w:tc>
-          <w:p>
-            <w:r>
-              <w:rPr>
-                <w:sz w:val="18"/>
-              </w:rPr>
-              <w:t>Administrador: clica no botao 'Imprimir'</w:t>
-            </w:r>
-          </w:p>
-        </w:tc>
-        <w:tc>
-          <w:p>
-            <w:r>
-              <w:rPr>
-                <w:sz w:val="18"/>
-              </w:rPr>
-              <w:t>SYSTEM envia documento para impressora</w:t>
             </w:r>
           </w:p>
         </w:tc>
@@ -2746,7 +2234,7 @@
         <w:rPr>
           <w:sz w:val="20"/>
         </w:rPr>
-        <w:t>A Danfe esta impressa</w:t>
+        <w:t/>
       </w:r>
     </w:p>
     <w:tbl>
@@ -2837,17 +2325,17 @@
               <w:rPr>
                 <w:sz w:val="18"/>
               </w:rPr>
-              <w:t>Administrador: abre tela inicial do sistema</w:t>
-            </w:r>
-          </w:p>
-        </w:tc>
-        <w:tc>
-          <w:p>
-            <w:r>
-              <w:rPr>
-                <w:sz w:val="18"/>
-              </w:rPr>
-              <w:t>SYSTEM exibe tela inicial do sistema</w:t>
+              <w:t>Administrador: clica na opcao 'Dashboard' no menu da tela principal</w:t>
+            </w:r>
+          </w:p>
+        </w:tc>
+        <w:tc>
+          <w:p>
+            <w:r>
+              <w:rPr>
+                <w:sz w:val="18"/>
+              </w:rPr>
+              <w:t>SYSTEM exibe de dashboard do sistema</w:t>
             </w:r>
           </w:p>
         </w:tc>
@@ -2869,17 +2357,17 @@
               <w:rPr>
                 <w:sz w:val="18"/>
               </w:rPr>
-              <w:t>Administrador: clica na opcao 'Central de Operacoes' no menu da tela principal</w:t>
-            </w:r>
-          </w:p>
-        </w:tc>
-        <w:tc>
-          <w:p>
-            <w:r>
-              <w:rPr>
-                <w:sz w:val="18"/>
-              </w:rPr>
-              <w:t>SYSTEM exibe dashboard do sistema</w:t>
+              <w:t>Administrador: clica em algum contador de 'Engine' na secao de 'Notas'</w:t>
+            </w:r>
+          </w:p>
+        </w:tc>
+        <w:tc>
+          <w:p>
+            <w:r>
+              <w:rPr>
+                <w:sz w:val="18"/>
+              </w:rPr>
+              <w:t>SYSTEM abre uma tela com as listas das 'Notas'</w:t>
             </w:r>
           </w:p>
         </w:tc>
@@ -2901,7 +2389,7 @@
               <w:rPr>
                 <w:sz w:val="18"/>
               </w:rPr>
-              <w:t>Administrador: clica em algum contador de 'Engine' na secao de 'Notas'</w:t>
+              <w:t>Administrador: ordenas as notas por alguma coluna</w:t>
             </w:r>
           </w:p>
         </w:tc>
@@ -2933,17 +2421,17 @@
               <w:rPr>
                 <w:sz w:val="18"/>
               </w:rPr>
-              <w:t>Administrador: ordenas as notas por alguma coluna</w:t>
-            </w:r>
-          </w:p>
-        </w:tc>
-        <w:tc>
-          <w:p>
-            <w:r>
-              <w:rPr>
-                <w:sz w:val="18"/>
-              </w:rPr>
-              <w:t>SYSTEM abre uma tela com as listas das 'Notas'</w:t>
+              <w:t>Administrador: seleciona alguma Nota na lista</w:t>
+            </w:r>
+          </w:p>
+        </w:tc>
+        <w:tc>
+          <w:p>
+            <w:r>
+              <w:rPr>
+                <w:sz w:val="18"/>
+              </w:rPr>
+              <w:t>SYSTEM exibe os dados das notas</w:t>
             </w:r>
           </w:p>
         </w:tc>
@@ -2965,38 +2453,6 @@
               <w:rPr>
                 <w:sz w:val="18"/>
               </w:rPr>
-              <w:t>Administrador: seleciona alguma Nota na lista</w:t>
-            </w:r>
-          </w:p>
-        </w:tc>
-        <w:tc>
-          <w:p>
-            <w:r>
-              <w:rPr>
-                <w:sz w:val="18"/>
-              </w:rPr>
-              <w:t>SYSTEM exibe os dados da nota selecionada</w:t>
-            </w:r>
-          </w:p>
-        </w:tc>
-      </w:tr>
-      <w:tr>
-        <w:tc>
-          <w:p>
-            <w:r>
-              <w:rPr>
-                <w:sz w:val="18"/>
-              </w:rPr>
-              <w:t>6</w:t>
-            </w:r>
-          </w:p>
-        </w:tc>
-        <w:tc>
-          <w:p>
-            <w:r>
-              <w:rPr>
-                <w:sz w:val="18"/>
-              </w:rPr>
               <w:t>Administrador: clica no botao de 'Visualizar DANFE'</w:t>
             </w:r>
           </w:p>
@@ -3008,420 +2464,6 @@
                 <w:sz w:val="18"/>
               </w:rPr>
               <w:t>SYSTEM abre uma nova aba com a versao da Danfe em PDF</w:t>
-            </w:r>
-          </w:p>
-        </w:tc>
-      </w:tr>
-      <w:tr>
-        <w:tc>
-          <w:p>
-            <w:r>
-              <w:rPr>
-                <w:sz w:val="18"/>
-              </w:rPr>
-              <w:t>7</w:t>
-            </w:r>
-          </w:p>
-        </w:tc>
-        <w:tc>
-          <w:p>
-            <w:r>
-              <w:rPr>
-                <w:sz w:val="18"/>
-              </w:rPr>
-              <w:t>Administrador: clica no botao 'Imprimir'</w:t>
-            </w:r>
-          </w:p>
-        </w:tc>
-        <w:tc>
-          <w:p>
-            <w:r>
-              <w:rPr>
-                <w:sz w:val="18"/>
-              </w:rPr>
-              <w:t>SYSTEM envia documento para impressora</w:t>
-            </w:r>
-          </w:p>
-        </w:tc>
-      </w:tr>
-    </w:tbl>
-    <w:p>
-      <w:r>
-        <w:br/>
-      </w:r>
-    </w:p>
-    <w:p>
-      <w:pPr>
-        <w:spacing w:before="180" w:after="60"/>
-      </w:pPr>
-      <w:r>
-        <w:rPr>
-          <w:b w:val="on"/>
-          <w:sz w:val="24"/>
-          <w:color w:val="2B6CB0"/>
-        </w:rPr>
-        <w:t>[TC10] Alternative Flow 9: Cancela impressao de Danfe</w:t>
-      </w:r>
-    </w:p>
-    <w:p>
-      <w:pPr>
-        <w:spacing w:after="40"/>
-      </w:pPr>
-      <w:r>
-        <w:rPr>
-          <w:b w:val="on"/>
-          <w:sz w:val="20"/>
-        </w:rPr>
-        <w:t xml:space="preserve">Preconditions: </w:t>
-      </w:r>
-      <w:r>
-        <w:rPr>
-          <w:sz w:val="20"/>
-        </w:rPr>
-        <w:t>Usuario Administrador esta logado no sistema.</w:t>
-      </w:r>
-    </w:p>
-    <w:p>
-      <w:pPr>
-        <w:spacing w:after="40"/>
-      </w:pPr>
-      <w:r>
-        <w:rPr>
-          <w:b w:val="on"/>
-          <w:sz w:val="20"/>
-        </w:rPr>
-        <w:t xml:space="preserve">Postconditions: </w:t>
-      </w:r>
-      <w:r>
-        <w:rPr>
-          <w:sz w:val="20"/>
-        </w:rPr>
-        <w:t>A Danfe esta impressa</w:t>
-      </w:r>
-    </w:p>
-    <w:tbl>
-      <w:tblPr>
-        <w:tblW w:w="5000" w:type="pct"/>
-        <w:tblBorders>
-          <w:top w:val="single"/>
-          <w:left w:val="single"/>
-          <w:bottom w:val="single"/>
-          <w:right w:val="single"/>
-          <w:insideH w:val="single"/>
-          <w:insideV w:val="single"/>
-        </w:tblBorders>
-      </w:tblPr>
-      <w:tr>
-        <w:tc>
-          <w:tcPr>
-            <w:tcW w:w="1200" w:type="dxa"/>
-            <w:shd w:color="auto" w:val="clear" w:fill="2B6CB0"/>
-          </w:tcPr>
-          <w:p>
-            <w:pPr>
-              <w:jc w:val="left"/>
-            </w:pPr>
-            <w:r>
-              <w:rPr>
-                <w:b w:val="on"/>
-                <w:sz w:val="20"/>
-                <w:color w:val="FFFFFF"/>
-              </w:rPr>
-              <w:t>Step #</w:t>
-            </w:r>
-          </w:p>
-        </w:tc>
-        <w:tc>
-          <w:tcPr>
-            <w:tcW w:w="4500" w:type="dxa"/>
-            <w:shd w:color="auto" w:val="clear" w:fill="2B6CB0"/>
-          </w:tcPr>
-          <w:p>
-            <w:pPr>
-              <w:jc w:val="left"/>
-            </w:pPr>
-            <w:r>
-              <w:rPr>
-                <w:b w:val="on"/>
-                <w:sz w:val="20"/>
-                <w:color w:val="FFFFFF"/>
-              </w:rPr>
-              <w:t>Actor Action</w:t>
-            </w:r>
-          </w:p>
-        </w:tc>
-        <w:tc>
-          <w:tcPr>
-            <w:tcW w:w="4500" w:type="dxa"/>
-            <w:shd w:color="auto" w:val="clear" w:fill="2B6CB0"/>
-          </w:tcPr>
-          <w:p>
-            <w:pPr>
-              <w:jc w:val="left"/>
-            </w:pPr>
-            <w:r>
-              <w:rPr>
-                <w:b w:val="on"/>
-                <w:sz w:val="20"/>
-                <w:color w:val="FFFFFF"/>
-              </w:rPr>
-              <w:t>Expected Result (System)</w:t>
-            </w:r>
-          </w:p>
-        </w:tc>
-      </w:tr>
-      <w:tr>
-        <w:tc>
-          <w:p>
-            <w:r>
-              <w:rPr>
-                <w:sz w:val="18"/>
-              </w:rPr>
-              <w:t>1</w:t>
-            </w:r>
-          </w:p>
-        </w:tc>
-        <w:tc>
-          <w:p>
-            <w:r>
-              <w:rPr>
-                <w:sz w:val="18"/>
-              </w:rPr>
-              <w:t>Administrador: abre tela inicial do sistema</w:t>
-            </w:r>
-          </w:p>
-        </w:tc>
-        <w:tc>
-          <w:p>
-            <w:r>
-              <w:rPr>
-                <w:sz w:val="18"/>
-              </w:rPr>
-              <w:t>SYSTEM exibe tela inicial do sistema</w:t>
-            </w:r>
-          </w:p>
-        </w:tc>
-      </w:tr>
-      <w:tr>
-        <w:tc>
-          <w:p>
-            <w:r>
-              <w:rPr>
-                <w:sz w:val="18"/>
-              </w:rPr>
-              <w:t>2</w:t>
-            </w:r>
-          </w:p>
-        </w:tc>
-        <w:tc>
-          <w:p>
-            <w:r>
-              <w:rPr>
-                <w:sz w:val="18"/>
-              </w:rPr>
-              <w:t>Administrador: clica na opcao 'Central de Operacoes' no menu da tela principal</w:t>
-            </w:r>
-          </w:p>
-        </w:tc>
-        <w:tc>
-          <w:p>
-            <w:r>
-              <w:rPr>
-                <w:sz w:val="18"/>
-              </w:rPr>
-              <w:t>SYSTEM exibe dashboard do sistema</w:t>
-            </w:r>
-          </w:p>
-        </w:tc>
-      </w:tr>
-      <w:tr>
-        <w:tc>
-          <w:p>
-            <w:r>
-              <w:rPr>
-                <w:sz w:val="18"/>
-              </w:rPr>
-              <w:t>3</w:t>
-            </w:r>
-          </w:p>
-        </w:tc>
-        <w:tc>
-          <w:p>
-            <w:r>
-              <w:rPr>
-                <w:sz w:val="18"/>
-              </w:rPr>
-              <w:t>Administrador: clica em algum contador de 'Engine' na secao de 'Notas'</w:t>
-            </w:r>
-          </w:p>
-        </w:tc>
-        <w:tc>
-          <w:p>
-            <w:r>
-              <w:rPr>
-                <w:sz w:val="18"/>
-              </w:rPr>
-              <w:t>SYSTEM abre uma tela com as listas das 'Notas'</w:t>
-            </w:r>
-          </w:p>
-        </w:tc>
-      </w:tr>
-      <w:tr>
-        <w:tc>
-          <w:p>
-            <w:r>
-              <w:rPr>
-                <w:sz w:val="18"/>
-              </w:rPr>
-              <w:t>4</w:t>
-            </w:r>
-          </w:p>
-        </w:tc>
-        <w:tc>
-          <w:p>
-            <w:r>
-              <w:rPr>
-                <w:sz w:val="18"/>
-              </w:rPr>
-              <w:t>Administrador: seleciona alguma Nota na lista</w:t>
-            </w:r>
-          </w:p>
-        </w:tc>
-        <w:tc>
-          <w:p>
-            <w:r>
-              <w:rPr>
-                <w:sz w:val="18"/>
-              </w:rPr>
-              <w:t>SYSTEM exibe os dados da nota selecionada</w:t>
-            </w:r>
-          </w:p>
-        </w:tc>
-      </w:tr>
-      <w:tr>
-        <w:tc>
-          <w:p>
-            <w:r>
-              <w:rPr>
-                <w:sz w:val="18"/>
-              </w:rPr>
-              <w:t>5</w:t>
-            </w:r>
-          </w:p>
-        </w:tc>
-        <w:tc>
-          <w:p>
-            <w:r>
-              <w:rPr>
-                <w:sz w:val="18"/>
-              </w:rPr>
-              <w:t>Administrador: clica no botao de 'Visualizar DANFE'</w:t>
-            </w:r>
-          </w:p>
-        </w:tc>
-        <w:tc>
-          <w:p>
-            <w:r>
-              <w:rPr>
-                <w:sz w:val="18"/>
-              </w:rPr>
-              <w:t>SYSTEM abre uma nova aba com a versao da Danfe em PDF</w:t>
-            </w:r>
-          </w:p>
-        </w:tc>
-      </w:tr>
-      <w:tr>
-        <w:tc>
-          <w:p>
-            <w:r>
-              <w:rPr>
-                <w:sz w:val="18"/>
-              </w:rPr>
-              <w:t>6</w:t>
-            </w:r>
-          </w:p>
-        </w:tc>
-        <w:tc>
-          <w:p>
-            <w:r>
-              <w:rPr>
-                <w:sz w:val="18"/>
-              </w:rPr>
-              <w:t>Administrador: clica em botao 'Cancelar'</w:t>
-            </w:r>
-          </w:p>
-        </w:tc>
-        <w:tc>
-          <w:p>
-            <w:r>
-              <w:rPr>
-                <w:sz w:val="18"/>
-              </w:rPr>
-              <w:t>SYSTEM exibe os dados da nota selecionada</w:t>
-            </w:r>
-          </w:p>
-        </w:tc>
-      </w:tr>
-      <w:tr>
-        <w:tc>
-          <w:p>
-            <w:r>
-              <w:rPr>
-                <w:sz w:val="18"/>
-              </w:rPr>
-              <w:t>7</w:t>
-            </w:r>
-          </w:p>
-        </w:tc>
-        <w:tc>
-          <w:p>
-            <w:r>
-              <w:rPr>
-                <w:sz w:val="18"/>
-              </w:rPr>
-              <w:t>Administrador: clica no botao de 'Visualizar DANFE'</w:t>
-            </w:r>
-          </w:p>
-        </w:tc>
-        <w:tc>
-          <w:p>
-            <w:r>
-              <w:rPr>
-                <w:sz w:val="18"/>
-              </w:rPr>
-              <w:t>SYSTEM abre uma nova aba com a versao da Danfe em PDF</w:t>
-            </w:r>
-          </w:p>
-        </w:tc>
-      </w:tr>
-      <w:tr>
-        <w:tc>
-          <w:p>
-            <w:r>
-              <w:rPr>
-                <w:sz w:val="18"/>
-              </w:rPr>
-              <w:t>8</w:t>
-            </w:r>
-          </w:p>
-        </w:tc>
-        <w:tc>
-          <w:p>
-            <w:r>
-              <w:rPr>
-                <w:sz w:val="18"/>
-              </w:rPr>
-              <w:t>Administrador: clica no botao 'Imprimir'</w:t>
-            </w:r>
-          </w:p>
-        </w:tc>
-        <w:tc>
-          <w:p>
-            <w:r>
-              <w:rPr>
-                <w:sz w:val="18"/>
-              </w:rPr>
-              <w:t>SYSTEM envia documento para impressora</w:t>
             </w:r>
           </w:p>
         </w:tc>
